--- a/A.4.1F.docx
+++ b/A.4.1F.docx
@@ -122,18 +122,18 @@
       </w:tblPr>
       <w:tblGrid>
         <w:gridCol w:w="576"/>
-        <w:gridCol w:w="576"/>
+        <w:gridCol w:w="575"/>
         <w:gridCol w:w="575"/>
         <w:gridCol w:w="575"/>
         <w:gridCol w:w="575"/>
         <w:gridCol w:w="783"/>
         <w:gridCol w:w="745"/>
         <w:gridCol w:w="758"/>
-        <w:gridCol w:w="745"/>
+        <w:gridCol w:w="758"/>
         <w:gridCol w:w="795"/>
         <w:gridCol w:w="783"/>
         <w:gridCol w:w="783"/>
-        <w:gridCol w:w="795"/>
+        <w:gridCol w:w="783"/>
       </w:tblGrid>
       <w:tr>
         <w:trPr>
@@ -1917,14 +1917,14 @@
               <w:rPr>
                 <w:rFonts w:ascii="Leelawadee UI" w:hAnsi="Leelawadee UI" w:cs="Leelawadee UI"/>
               </w:rPr>
-              <w:t>ផ</w:t>
-            </w:r>
-            <w:r>
-              <w:rPr>
-                <w:rFonts w:ascii="Arial" w:hAnsi="Arial" w:cs="Arial"/>
-              </w:rPr>
-              <w:br/>
-              <w:t>1795</w:t>
+              <w:t>ប</w:t>
+            </w:r>
+            <w:r>
+              <w:rPr>
+                <w:rFonts w:ascii="Arial" w:hAnsi="Arial" w:cs="Arial"/>
+              </w:rPr>
+              <w:br/>
+              <w:t>1794</w:t>
             </w:r>
           </w:p>
         </w:tc>
@@ -2404,14 +2404,14 @@
               <w:rPr>
                 <w:rFonts w:ascii="Leelawadee UI" w:hAnsi="Leelawadee UI" w:cs="Leelawadee UI"/>
               </w:rPr>
-              <w:t>ព</w:t>
-            </w:r>
-            <w:r>
-              <w:rPr>
-                <w:rFonts w:ascii="Arial" w:hAnsi="Arial" w:cs="Arial"/>
-              </w:rPr>
-              <w:br/>
-              <w:t>1796</w:t>
+              <w:t>ផ</w:t>
+            </w:r>
+            <w:r>
+              <w:rPr>
+                <w:rFonts w:ascii="Arial" w:hAnsi="Arial" w:cs="Arial"/>
+              </w:rPr>
+              <w:br/>
+              <w:t>1795</w:t>
             </w:r>
           </w:p>
         </w:tc>
@@ -2886,14 +2886,14 @@
               <w:rPr>
                 <w:rFonts w:ascii="Leelawadee UI" w:hAnsi="Leelawadee UI" w:cs="Leelawadee UI"/>
               </w:rPr>
-              <w:t>ភ</w:t>
-            </w:r>
-            <w:r>
-              <w:rPr>
-                <w:rFonts w:ascii="Arial" w:hAnsi="Arial" w:cs="Arial"/>
-              </w:rPr>
-              <w:br/>
-              <w:t>1797</w:t>
+              <w:t>ព</w:t>
+            </w:r>
+            <w:r>
+              <w:rPr>
+                <w:rFonts w:ascii="Arial" w:hAnsi="Arial" w:cs="Arial"/>
+              </w:rPr>
+              <w:br/>
+              <w:t>1796</w:t>
             </w:r>
           </w:p>
         </w:tc>
@@ -3358,14 +3358,14 @@
               <w:rPr>
                 <w:rFonts w:ascii="Leelawadee UI" w:hAnsi="Leelawadee UI" w:cs="Leelawadee UI"/>
               </w:rPr>
-              <w:t>ម</w:t>
-            </w:r>
-            <w:r>
-              <w:rPr>
-                <w:rFonts w:ascii="Arial" w:hAnsi="Arial" w:cs="Arial"/>
-              </w:rPr>
-              <w:br/>
-              <w:t>1798</w:t>
+              <w:t>ភ</w:t>
+            </w:r>
+            <w:r>
+              <w:rPr>
+                <w:rFonts w:ascii="Arial" w:hAnsi="Arial" w:cs="Arial"/>
+              </w:rPr>
+              <w:br/>
+              <w:t>1797</w:t>
             </w:r>
           </w:p>
         </w:tc>
@@ -3838,14 +3838,14 @@
               <w:rPr>
                 <w:rFonts w:ascii="Leelawadee UI" w:hAnsi="Leelawadee UI" w:cs="Leelawadee UI"/>
               </w:rPr>
-              <w:t>យ</w:t>
-            </w:r>
-            <w:r>
-              <w:rPr>
-                <w:rFonts w:ascii="Arial" w:hAnsi="Arial" w:cs="Arial"/>
-              </w:rPr>
-              <w:br/>
-              <w:t>1799</w:t>
+              <w:t>ម</w:t>
+            </w:r>
+            <w:r>
+              <w:rPr>
+                <w:rFonts w:ascii="Arial" w:hAnsi="Arial" w:cs="Arial"/>
+              </w:rPr>
+              <w:br/>
+              <w:t>1798</w:t>
             </w:r>
           </w:p>
         </w:tc>
@@ -4326,22 +4326,15 @@
               <w:rPr>
                 <w:rFonts w:ascii="Leelawadee UI" w:hAnsi="Leelawadee UI" w:cs="Leelawadee UI"/>
               </w:rPr>
-              <w:t>រ</w:t>
-            </w:r>
-            <w:r>
-              <w:rPr>
-                <w:rFonts w:ascii="Arial" w:hAnsi="Arial" w:cs="Arial"/>
-              </w:rPr>
-              <w:br/>
-            </w:r>
-            <w:proofErr w:type="spellStart"/>
-            <w:r>
-              <w:rPr>
-                <w:rFonts w:ascii="Arial" w:hAnsi="Arial" w:cs="Arial"/>
-              </w:rPr>
-              <w:t>179A</w:t>
-            </w:r>
-            <w:proofErr w:type="spellEnd"/>
+              <w:t>យ</w:t>
+            </w:r>
+            <w:r>
+              <w:rPr>
+                <w:rFonts w:ascii="Arial" w:hAnsi="Arial" w:cs="Arial"/>
+              </w:rPr>
+              <w:br/>
+              <w:t>1799</w:t>
+            </w:r>
           </w:p>
         </w:tc>
         <w:tc>
@@ -4822,7 +4815,7 @@
               <w:rPr>
                 <w:rFonts w:ascii="Leelawadee UI" w:hAnsi="Leelawadee UI" w:cs="Leelawadee UI"/>
               </w:rPr>
-              <w:t>ល</w:t>
+              <w:t>រ</w:t>
             </w:r>
             <w:r>
               <w:rPr>
@@ -4835,7 +4828,7 @@
               <w:rPr>
                 <w:rFonts w:ascii="Arial" w:hAnsi="Arial" w:cs="Arial"/>
               </w:rPr>
-              <w:t>179B</w:t>
+              <w:t>179A</w:t>
             </w:r>
             <w:proofErr w:type="spellEnd"/>
           </w:p>
@@ -5284,6 +5277,7 @@
               <w:bottom w:val="single" w:sz="12" w:space="0" w:color="000000"/>
               <w:right w:val="single" w:sz="12" w:space="0" w:color="000000"/>
             </w:tcBorders>
+            <w:shd w:val="clear" w:color="auto" w:fill="FFFACD"/>
             <w:vAlign w:val="center"/>
           </w:tcPr>
           <w:p>
@@ -5300,7 +5294,7 @@
               <w:rPr>
                 <w:rFonts w:ascii="Leelawadee UI" w:hAnsi="Leelawadee UI" w:cs="Leelawadee UI"/>
               </w:rPr>
-              <w:t>ឡ</w:t>
+              <w:t>៌</w:t>
             </w:r>
             <w:r>
               <w:rPr>
@@ -5313,7 +5307,7 @@
               <w:rPr>
                 <w:rFonts w:ascii="Arial" w:hAnsi="Arial" w:cs="Arial"/>
               </w:rPr>
-              <w:t>17A1</w:t>
+              <w:t>17CC</w:t>
             </w:r>
             <w:proofErr w:type="spellEnd"/>
           </w:p>
@@ -5762,7 +5756,6 @@
               <w:bottom w:val="single" w:sz="12" w:space="0" w:color="000000"/>
               <w:right w:val="single" w:sz="12" w:space="0" w:color="000000"/>
             </w:tcBorders>
-            <w:shd w:val="clear" w:color="auto" w:fill="DDA0DD"/>
             <w:vAlign w:val="center"/>
           </w:tcPr>
           <w:p>
@@ -5777,10 +5770,24 @@
             </w:pPr>
             <w:r>
               <w:rPr>
-                <w:rFonts w:ascii="Arial" w:hAnsi="Arial" w:cs="Arial"/>
-              </w:rPr>
-              <w:t> </w:t>
-            </w:r>
+                <w:rFonts w:ascii="Leelawadee UI" w:hAnsi="Leelawadee UI" w:cs="Leelawadee UI"/>
+              </w:rPr>
+              <w:t>ល</w:t>
+            </w:r>
+            <w:r>
+              <w:rPr>
+                <w:rFonts w:ascii="Arial" w:hAnsi="Arial" w:cs="Arial"/>
+              </w:rPr>
+              <w:br/>
+            </w:r>
+            <w:proofErr w:type="spellStart"/>
+            <w:r>
+              <w:rPr>
+                <w:rFonts w:ascii="Arial" w:hAnsi="Arial" w:cs="Arial"/>
+              </w:rPr>
+              <w:t>179B</w:t>
+            </w:r>
+            <w:proofErr w:type="spellEnd"/>
           </w:p>
         </w:tc>
         <w:tc>
@@ -6236,7 +6243,7 @@
               <w:rPr>
                 <w:rFonts w:ascii="Leelawadee UI" w:hAnsi="Leelawadee UI" w:cs="Leelawadee UI"/>
               </w:rPr>
-              <w:t>វ</w:t>
+              <w:t>ឡ</w:t>
             </w:r>
             <w:r>
               <w:rPr>
@@ -6249,7 +6256,7 @@
               <w:rPr>
                 <w:rFonts w:ascii="Arial" w:hAnsi="Arial" w:cs="Arial"/>
               </w:rPr>
-              <w:t>179C</w:t>
+              <w:t>17A1</w:t>
             </w:r>
             <w:proofErr w:type="spellEnd"/>
           </w:p>
@@ -6729,7 +6736,7 @@
               <w:rPr>
                 <w:rFonts w:ascii="Leelawadee UI" w:hAnsi="Leelawadee UI" w:cs="Leelawadee UI"/>
               </w:rPr>
-              <w:t>ស</w:t>
+              <w:t>វ</w:t>
             </w:r>
             <w:r>
               <w:rPr>
@@ -6742,7 +6749,7 @@
               <w:rPr>
                 <w:rFonts w:ascii="Arial" w:hAnsi="Arial" w:cs="Arial"/>
               </w:rPr>
-              <w:t>179F</w:t>
+              <w:t>179C</w:t>
             </w:r>
             <w:proofErr w:type="spellEnd"/>
           </w:p>
@@ -7246,7 +7253,7 @@
               <w:rPr>
                 <w:rFonts w:ascii="Leelawadee UI" w:hAnsi="Leelawadee UI" w:cs="Leelawadee UI"/>
               </w:rPr>
-              <w:t>ឞ</w:t>
+              <w:t>ស</w:t>
             </w:r>
             <w:r>
               <w:rPr>
@@ -7259,7 +7266,7 @@
               <w:rPr>
                 <w:rFonts w:ascii="Arial" w:hAnsi="Arial" w:cs="Arial"/>
               </w:rPr>
-              <w:t>179E</w:t>
+              <w:t>179F</w:t>
             </w:r>
             <w:proofErr w:type="spellEnd"/>
           </w:p>
@@ -7377,7 +7384,7 @@
               <w:rPr>
                 <w:rFonts w:ascii="Leelawadee UI" w:hAnsi="Leelawadee UI" w:cs="Leelawadee UI"/>
               </w:rPr>
-              <w:t>៎</w:t>
+              <w:t>ៀ</w:t>
             </w:r>
             <w:r>
               <w:rPr>
@@ -7390,7 +7397,7 @@
               <w:rPr>
                 <w:rFonts w:ascii="Arial" w:hAnsi="Arial" w:cs="Arial"/>
               </w:rPr>
-              <w:t>17CE</w:t>
+              <w:t>17C0</w:t>
             </w:r>
             <w:proofErr w:type="spellEnd"/>
           </w:p>
@@ -7726,7 +7733,7 @@
               <w:rPr>
                 <w:rFonts w:ascii="Leelawadee UI" w:hAnsi="Leelawadee UI" w:cs="Leelawadee UI"/>
               </w:rPr>
-              <w:t>ឝ</w:t>
+              <w:t>ឞ</w:t>
             </w:r>
             <w:r>
               <w:rPr>
@@ -7739,7 +7746,7 @@
               <w:rPr>
                 <w:rFonts w:ascii="Arial" w:hAnsi="Arial" w:cs="Arial"/>
               </w:rPr>
-              <w:t>179D</w:t>
+              <w:t>179E</w:t>
             </w:r>
             <w:proofErr w:type="spellEnd"/>
           </w:p>
@@ -7843,7 +7850,7 @@
               <w:rPr>
                 <w:rFonts w:ascii="Leelawadee UI" w:hAnsi="Leelawadee UI" w:cs="Leelawadee UI"/>
               </w:rPr>
-              <w:t>៏</w:t>
+              <w:t>ើ</w:t>
             </w:r>
             <w:r>
               <w:rPr>
@@ -7856,7 +7863,7 @@
               <w:rPr>
                 <w:rFonts w:ascii="Arial" w:hAnsi="Arial" w:cs="Arial"/>
               </w:rPr>
-              <w:t>17CF</w:t>
+              <w:t>17BE</w:t>
             </w:r>
             <w:proofErr w:type="spellEnd"/>
           </w:p>
@@ -8201,7 +8208,7 @@
               <w:rPr>
                 <w:rFonts w:ascii="Leelawadee UI" w:hAnsi="Leelawadee UI" w:cs="Leelawadee UI"/>
               </w:rPr>
-              <w:t>ហ</w:t>
+              <w:t>ឝ</w:t>
             </w:r>
             <w:r>
               <w:rPr>
@@ -8214,7 +8221,7 @@
               <w:rPr>
                 <w:rFonts w:ascii="Arial" w:hAnsi="Arial" w:cs="Arial"/>
               </w:rPr>
-              <w:t>17A0</w:t>
+              <w:t>179D</w:t>
             </w:r>
             <w:proofErr w:type="spellEnd"/>
           </w:p>
@@ -8332,7 +8339,7 @@
               <w:rPr>
                 <w:rFonts w:ascii="Leelawadee UI" w:hAnsi="Leelawadee UI" w:cs="Leelawadee UI"/>
               </w:rPr>
-              <w:t>៝</w:t>
+              <w:t>ឿ</w:t>
             </w:r>
             <w:r>
               <w:rPr>
@@ -8345,7 +8352,7 @@
               <w:rPr>
                 <w:rFonts w:ascii="Arial" w:hAnsi="Arial" w:cs="Arial"/>
               </w:rPr>
-              <w:t>17DD</w:t>
+              <w:t>17BF</w:t>
             </w:r>
             <w:proofErr w:type="spellEnd"/>
           </w:p>
@@ -8642,6 +8649,7 @@
               <w:bottom w:val="single" w:sz="12" w:space="0" w:color="000000"/>
               <w:right w:val="single" w:sz="12" w:space="0" w:color="000000"/>
             </w:tcBorders>
+            <w:shd w:val="clear" w:color="auto" w:fill="FFFACD"/>
             <w:vAlign w:val="center"/>
           </w:tcPr>
           <w:p>
@@ -8658,15 +8666,65 @@
               <w:rPr>
                 <w:rFonts w:ascii="Leelawadee UI" w:hAnsi="Leelawadee UI" w:cs="Leelawadee UI"/>
               </w:rPr>
-              <w:t>ប</w:t>
-            </w:r>
-            <w:r>
-              <w:rPr>
-                <w:rFonts w:ascii="Arial" w:hAnsi="Arial" w:cs="Arial"/>
-              </w:rPr>
-              <w:br/>
-              <w:t>1794</w:t>
-            </w:r>
+              <w:t>័</w:t>
+            </w:r>
+            <w:r>
+              <w:rPr>
+                <w:rFonts w:ascii="Arial" w:hAnsi="Arial" w:cs="Arial"/>
+              </w:rPr>
+              <w:br/>
+            </w:r>
+            <w:proofErr w:type="spellStart"/>
+            <w:r>
+              <w:rPr>
+                <w:rFonts w:ascii="Arial" w:hAnsi="Arial" w:cs="Arial"/>
+              </w:rPr>
+              <w:t>17D0</w:t>
+            </w:r>
+            <w:proofErr w:type="spellEnd"/>
+          </w:p>
+        </w:tc>
+        <w:tc>
+          <w:tcPr>
+            <w:tcW w:w="0" w:type="auto"/>
+            <w:tcBorders>
+              <w:top w:val="single" w:sz="12" w:space="0" w:color="000000"/>
+              <w:left w:val="single" w:sz="12" w:space="0" w:color="000000"/>
+              <w:bottom w:val="single" w:sz="12" w:space="0" w:color="000000"/>
+              <w:right w:val="single" w:sz="12" w:space="0" w:color="000000"/>
+            </w:tcBorders>
+            <w:vAlign w:val="center"/>
+          </w:tcPr>
+          <w:p>
+            <w:pPr>
+              <w:spacing w:after="0" w:line="240" w:lineRule="exact"/>
+              <w:ind w:left="-57" w:right="-57"/>
+              <w:jc w:val="center"/>
+              <w:rPr>
+                <w:rFonts w:ascii="Courier" w:hAnsi="Courier"/>
+                <w:sz w:val="24"/>
+              </w:rPr>
+            </w:pPr>
+            <w:r>
+              <w:rPr>
+                <w:rFonts w:ascii="Leelawadee UI" w:hAnsi="Leelawadee UI" w:cs="Leelawadee UI"/>
+              </w:rPr>
+              <w:t>ហ</w:t>
+            </w:r>
+            <w:r>
+              <w:rPr>
+                <w:rFonts w:ascii="Arial" w:hAnsi="Arial" w:cs="Arial"/>
+              </w:rPr>
+              <w:br/>
+            </w:r>
+            <w:proofErr w:type="spellStart"/>
+            <w:r>
+              <w:rPr>
+                <w:rFonts w:ascii="Arial" w:hAnsi="Arial" w:cs="Arial"/>
+              </w:rPr>
+              <w:t>17A0</w:t>
+            </w:r>
+            <w:proofErr w:type="spellEnd"/>
           </w:p>
         </w:tc>
         <w:tc>
@@ -8695,7 +8753,7 @@
               <w:rPr>
                 <w:rFonts w:ascii="Leelawadee UI" w:hAnsi="Leelawadee UI" w:cs="Leelawadee UI"/>
               </w:rPr>
-              <w:t>៌</w:t>
+              <w:t>ៅ</w:t>
             </w:r>
             <w:r>
               <w:rPr>
@@ -8708,7 +8766,7 @@
               <w:rPr>
                 <w:rFonts w:ascii="Arial" w:hAnsi="Arial" w:cs="Arial"/>
               </w:rPr>
-              <w:t>17CC</w:t>
+              <w:t>17C5</w:t>
             </w:r>
             <w:proofErr w:type="spellEnd"/>
           </w:p>
@@ -8722,6 +8780,49 @@
               <w:bottom w:val="single" w:sz="12" w:space="0" w:color="000000"/>
               <w:right w:val="single" w:sz="12" w:space="0" w:color="000000"/>
             </w:tcBorders>
+            <w:vAlign w:val="center"/>
+          </w:tcPr>
+          <w:p>
+            <w:pPr>
+              <w:spacing w:after="0" w:line="240" w:lineRule="exact"/>
+              <w:ind w:left="-57" w:right="-57"/>
+              <w:jc w:val="center"/>
+              <w:rPr>
+                <w:rFonts w:ascii="Courier" w:hAnsi="Courier"/>
+                <w:sz w:val="24"/>
+              </w:rPr>
+            </w:pPr>
+            <w:r>
+              <w:rPr>
+                <w:rFonts w:ascii="Arial" w:hAnsi="Arial" w:cs="Arial"/>
+              </w:rPr>
+              <w:t>n</w:t>
+            </w:r>
+            <w:r>
+              <w:rPr>
+                <w:rFonts w:ascii="Arial" w:hAnsi="Arial" w:cs="Arial"/>
+              </w:rPr>
+              <w:br/>
+            </w:r>
+            <w:proofErr w:type="spellStart"/>
+            <w:r>
+              <w:rPr>
+                <w:rFonts w:ascii="Arial" w:hAnsi="Arial" w:cs="Arial"/>
+              </w:rPr>
+              <w:t>006E</w:t>
+            </w:r>
+            <w:proofErr w:type="spellEnd"/>
+          </w:p>
+        </w:tc>
+        <w:tc>
+          <w:tcPr>
+            <w:tcW w:w="0" w:type="auto"/>
+            <w:tcBorders>
+              <w:top w:val="single" w:sz="12" w:space="0" w:color="000000"/>
+              <w:left w:val="single" w:sz="12" w:space="0" w:color="000000"/>
+              <w:bottom w:val="single" w:sz="12" w:space="0" w:color="000000"/>
+              <w:right w:val="single" w:sz="12" w:space="0" w:color="000000"/>
+            </w:tcBorders>
             <w:shd w:val="clear" w:color="auto" w:fill="FFFACD"/>
             <w:vAlign w:val="center"/>
           </w:tcPr>
@@ -8739,7 +8840,7 @@
               <w:rPr>
                 <w:rFonts w:ascii="Leelawadee UI" w:hAnsi="Leelawadee UI" w:cs="Leelawadee UI"/>
               </w:rPr>
-              <w:t>ៅ</w:t>
+              <w:t>ួ</w:t>
             </w:r>
             <w:r>
               <w:rPr>
@@ -8752,86 +8853,7 @@
               <w:rPr>
                 <w:rFonts w:ascii="Arial" w:hAnsi="Arial" w:cs="Arial"/>
               </w:rPr>
-              <w:t>17C5</w:t>
-            </w:r>
-            <w:proofErr w:type="spellEnd"/>
-          </w:p>
-        </w:tc>
-        <w:tc>
-          <w:tcPr>
-            <w:tcW w:w="0" w:type="auto"/>
-            <w:tcBorders>
-              <w:top w:val="single" w:sz="12" w:space="0" w:color="000000"/>
-              <w:left w:val="single" w:sz="12" w:space="0" w:color="000000"/>
-              <w:bottom w:val="single" w:sz="12" w:space="0" w:color="000000"/>
-              <w:right w:val="single" w:sz="12" w:space="0" w:color="000000"/>
-            </w:tcBorders>
-            <w:vAlign w:val="center"/>
-          </w:tcPr>
-          <w:p>
-            <w:pPr>
-              <w:spacing w:after="0" w:line="240" w:lineRule="exact"/>
-              <w:ind w:left="-57" w:right="-57"/>
-              <w:jc w:val="center"/>
-              <w:rPr>
-                <w:rFonts w:ascii="Courier" w:hAnsi="Courier"/>
-                <w:sz w:val="24"/>
-              </w:rPr>
-            </w:pPr>
-            <w:r>
-              <w:rPr>
-                <w:rFonts w:ascii="Arial" w:hAnsi="Arial" w:cs="Arial"/>
-              </w:rPr>
-              <w:t>n</w:t>
-            </w:r>
-            <w:r>
-              <w:rPr>
-                <w:rFonts w:ascii="Arial" w:hAnsi="Arial" w:cs="Arial"/>
-              </w:rPr>
-              <w:br/>
-              <w:t>006E</w:t>
-            </w:r>
-          </w:p>
-        </w:tc>
-        <w:tc>
-          <w:tcPr>
-            <w:tcW w:w="0" w:type="auto"/>
-            <w:tcBorders>
-              <w:top w:val="single" w:sz="12" w:space="0" w:color="000000"/>
-              <w:left w:val="single" w:sz="12" w:space="0" w:color="000000"/>
-              <w:bottom w:val="single" w:sz="12" w:space="0" w:color="000000"/>
-              <w:right w:val="single" w:sz="12" w:space="0" w:color="000000"/>
-            </w:tcBorders>
-            <w:vAlign w:val="center"/>
-          </w:tcPr>
-          <w:p>
-            <w:pPr>
-              <w:spacing w:after="0" w:line="240" w:lineRule="exact"/>
-              <w:ind w:left="-57" w:right="-57"/>
-              <w:jc w:val="center"/>
-              <w:rPr>
-                <w:rFonts w:ascii="Courier" w:hAnsi="Courier"/>
-                <w:sz w:val="24"/>
-              </w:rPr>
-            </w:pPr>
-            <w:r>
-              <w:rPr>
-                <w:rFonts w:ascii="Leelawadee UI" w:hAnsi="Leelawadee UI" w:cs="Leelawadee UI"/>
-              </w:rPr>
-              <w:t>៖</w:t>
-            </w:r>
-            <w:r>
-              <w:rPr>
-                <w:rFonts w:ascii="Arial" w:hAnsi="Arial" w:cs="Arial"/>
-              </w:rPr>
-              <w:br/>
-            </w:r>
-            <w:proofErr w:type="spellStart"/>
-            <w:r>
-              <w:rPr>
-                <w:rFonts w:ascii="Arial" w:hAnsi="Arial" w:cs="Arial"/>
-              </w:rPr>
-              <w:t>17D6</w:t>
+              <w:t>17BD</w:t>
             </w:r>
             <w:proofErr w:type="spellEnd"/>
           </w:p>
@@ -9179,7 +9201,7 @@
               <w:rPr>
                 <w:rFonts w:ascii="Leelawadee UI" w:hAnsi="Leelawadee UI" w:cs="Leelawadee UI"/>
               </w:rPr>
-              <w:t>័</w:t>
+              <w:t>៑</w:t>
             </w:r>
             <w:r>
               <w:rPr>
@@ -9192,7 +9214,7 @@
               <w:rPr>
                 <w:rFonts w:ascii="Arial" w:hAnsi="Arial" w:cs="Arial"/>
               </w:rPr>
-              <w:t>17D0</w:t>
+              <w:t>17D1</w:t>
             </w:r>
             <w:proofErr w:type="spellEnd"/>
           </w:p>
@@ -9353,8 +9375,13 @@
             <w:pPr>
               <w:pStyle w:val="TAL"/>
             </w:pPr>
-            <w:r>
-              <w:t>In the event that an MS receives a code where a symbol is not represented in the above table then the MS shall display the REPLACEMENT CHARACTER (</w:t>
+            <w:proofErr w:type="gramStart"/>
+            <w:r>
+              <w:t>In the event that</w:t>
+            </w:r>
+            <w:proofErr w:type="gramEnd"/>
+            <w:r>
+              <w:t xml:space="preserve"> an MS receives a code where a symbol is not represented in the above table then the MS shall display the REPLACEMENT CHARACTER (</w:t>
             </w:r>
             <w:proofErr w:type="spellStart"/>
             <w:r>
@@ -9412,11 +9439,24 @@
             </w:r>
             <w:proofErr w:type="spellStart"/>
             <w:r>
-              <w:t>SS2,CR</w:t>
+              <w:t>SS</w:t>
+            </w:r>
+            <w:proofErr w:type="gramStart"/>
+            <w:r>
+              <w:t>2,CR</w:t>
             </w:r>
             <w:proofErr w:type="spellEnd"/>
-            <w:r>
-              <w:t>&gt; is actually CSI (se next table), and that “CR” is not a filler, nor LF.</w:t>
+            <w:proofErr w:type="gramEnd"/>
+            <w:r>
+              <w:t xml:space="preserve">&gt; is </w:t>
+            </w:r>
+            <w:proofErr w:type="gramStart"/>
+            <w:r>
+              <w:t>actually CSI</w:t>
+            </w:r>
+            <w:proofErr w:type="gramEnd"/>
+            <w:r>
+              <w:t xml:space="preserve"> (se next table), and that “CR” is not a filler, nor LF.</w:t>
             </w:r>
           </w:p>
           <w:p>
@@ -9650,19 +9690,19 @@
         <w:tblLook w:val="0000" w:firstRow="0" w:lastRow="0" w:firstColumn="0" w:lastColumn="0" w:noHBand="0" w:noVBand="0"/>
       </w:tblPr>
       <w:tblGrid>
-        <w:gridCol w:w="521"/>
         <w:gridCol w:w="522"/>
         <w:gridCol w:w="522"/>
-        <w:gridCol w:w="522"/>
-        <w:gridCol w:w="522"/>
-        <w:gridCol w:w="741"/>
-        <w:gridCol w:w="741"/>
-        <w:gridCol w:w="1764"/>
-        <w:gridCol w:w="741"/>
-        <w:gridCol w:w="718"/>
-        <w:gridCol w:w="752"/>
-        <w:gridCol w:w="741"/>
-        <w:gridCol w:w="752"/>
+        <w:gridCol w:w="521"/>
+        <w:gridCol w:w="521"/>
+        <w:gridCol w:w="521"/>
+        <w:gridCol w:w="740"/>
+        <w:gridCol w:w="740"/>
+        <w:gridCol w:w="1762"/>
+        <w:gridCol w:w="751"/>
+        <w:gridCol w:w="717"/>
+        <w:gridCol w:w="751"/>
+        <w:gridCol w:w="740"/>
+        <w:gridCol w:w="751"/>
       </w:tblGrid>
       <w:tr>
         <w:trPr>
@@ -11462,7 +11502,7 @@
               <w:rPr>
                 <w:rFonts w:ascii="Leelawadee UI" w:hAnsi="Leelawadee UI" w:cs="Leelawadee UI"/>
               </w:rPr>
-              <w:t>ឨ</w:t>
+              <w:t>ឬ</w:t>
             </w:r>
             <w:r>
               <w:rPr>
@@ -11475,7 +11515,7 @@
               <w:rPr>
                 <w:rFonts w:ascii="Arial" w:hAnsi="Arial" w:cs="Arial"/>
               </w:rPr>
-              <w:t>17A8</w:t>
+              <w:t>17AC</w:t>
             </w:r>
             <w:proofErr w:type="spellEnd"/>
           </w:p>
@@ -11634,15 +11674,8 @@
                 <w:rFonts w:ascii="Arial" w:hAnsi="Arial" w:cs="Arial"/>
               </w:rPr>
               <w:br/>
-            </w:r>
-            <w:proofErr w:type="spellStart"/>
-            <w:r>
-              <w:rPr>
-                <w:rFonts w:ascii="Arial" w:hAnsi="Arial" w:cs="Arial"/>
-              </w:rPr>
               <w:t>26A0</w:t>
             </w:r>
-            <w:proofErr w:type="spellEnd"/>
           </w:p>
         </w:tc>
         <w:bookmarkStart w:id="52" w:name="_MCCTEMPBM_CRPT01490054___7"/>
@@ -11963,7 +11996,7 @@
               <w:rPr>
                 <w:rFonts w:ascii="Leelawadee UI" w:hAnsi="Leelawadee UI" w:cs="Leelawadee UI"/>
               </w:rPr>
-              <w:t>ឪ</w:t>
+              <w:t>ឮ</w:t>
             </w:r>
             <w:r>
               <w:rPr>
@@ -11976,7 +12009,7 @@
               <w:rPr>
                 <w:rFonts w:ascii="Arial" w:hAnsi="Arial" w:cs="Arial"/>
               </w:rPr>
-              <w:t>17AA</w:t>
+              <w:t>17AE</w:t>
             </w:r>
             <w:proofErr w:type="spellEnd"/>
           </w:p>
@@ -12439,38 +12472,25 @@
               <w:bottom w:val="single" w:sz="12" w:space="0" w:color="000000"/>
               <w:right w:val="single" w:sz="12" w:space="0" w:color="000000"/>
             </w:tcBorders>
-            <w:vAlign w:val="center"/>
-          </w:tcPr>
-          <w:p>
-            <w:pPr>
-              <w:keepNext/>
-              <w:spacing w:after="0" w:line="240" w:lineRule="exact"/>
-              <w:jc w:val="center"/>
-              <w:rPr>
-                <w:rFonts w:ascii="Courier" w:hAnsi="Courier"/>
-                <w:sz w:val="24"/>
-              </w:rPr>
-            </w:pPr>
-            <w:r>
-              <w:rPr>
-                <w:rFonts w:ascii="Leelawadee UI" w:hAnsi="Leelawadee UI" w:cs="Leelawadee UI"/>
-              </w:rPr>
-              <w:t>ឬ</w:t>
-            </w:r>
-            <w:r>
-              <w:rPr>
-                <w:rFonts w:ascii="Arial" w:hAnsi="Arial" w:cs="Arial"/>
-              </w:rPr>
-              <w:br/>
-            </w:r>
-            <w:proofErr w:type="spellStart"/>
-            <w:r>
-              <w:rPr>
-                <w:rFonts w:ascii="Arial" w:hAnsi="Arial" w:cs="Arial"/>
-              </w:rPr>
-              <w:t>17AC</w:t>
-            </w:r>
-            <w:proofErr w:type="spellEnd"/>
+            <w:shd w:val="clear" w:color="auto" w:fill="DDA0DD"/>
+            <w:vAlign w:val="center"/>
+          </w:tcPr>
+          <w:p>
+            <w:pPr>
+              <w:keepNext/>
+              <w:spacing w:after="0" w:line="240" w:lineRule="exact"/>
+              <w:jc w:val="center"/>
+              <w:rPr>
+                <w:rFonts w:ascii="Courier" w:hAnsi="Courier"/>
+                <w:sz w:val="24"/>
+              </w:rPr>
+            </w:pPr>
+            <w:r>
+              <w:rPr>
+                <w:rFonts w:ascii="Arial" w:hAnsi="Arial" w:cs="Arial"/>
+              </w:rPr>
+              <w:t> </w:t>
+            </w:r>
           </w:p>
         </w:tc>
         <w:tc>
@@ -12827,8 +12847,15 @@
                 <w:rFonts w:ascii="Arial" w:hAnsi="Arial" w:cs="Arial"/>
               </w:rPr>
               <w:br/>
+            </w:r>
+            <w:proofErr w:type="spellStart"/>
+            <w:r>
+              <w:rPr>
+                <w:rFonts w:ascii="Arial" w:hAnsi="Arial" w:cs="Arial"/>
+              </w:rPr>
               <w:t>00A5</w:t>
             </w:r>
+            <w:proofErr w:type="spellEnd"/>
           </w:p>
         </w:tc>
         <w:tc>
@@ -12926,38 +12953,25 @@
               <w:bottom w:val="single" w:sz="12" w:space="0" w:color="000000"/>
               <w:right w:val="single" w:sz="12" w:space="0" w:color="000000"/>
             </w:tcBorders>
-            <w:vAlign w:val="center"/>
-          </w:tcPr>
-          <w:p>
-            <w:pPr>
-              <w:keepNext/>
-              <w:spacing w:after="0" w:line="240" w:lineRule="exact"/>
-              <w:jc w:val="center"/>
-              <w:rPr>
-                <w:rFonts w:ascii="Courier" w:hAnsi="Courier"/>
-                <w:sz w:val="24"/>
-              </w:rPr>
-            </w:pPr>
-            <w:r>
-              <w:rPr>
-                <w:rFonts w:ascii="Leelawadee UI" w:hAnsi="Leelawadee UI" w:cs="Leelawadee UI"/>
-              </w:rPr>
-              <w:t>ឮ</w:t>
-            </w:r>
-            <w:r>
-              <w:rPr>
-                <w:rFonts w:ascii="Arial" w:hAnsi="Arial" w:cs="Arial"/>
-              </w:rPr>
-              <w:br/>
-            </w:r>
-            <w:proofErr w:type="spellStart"/>
-            <w:r>
-              <w:rPr>
-                <w:rFonts w:ascii="Arial" w:hAnsi="Arial" w:cs="Arial"/>
-              </w:rPr>
-              <w:t>17AE</w:t>
-            </w:r>
-            <w:proofErr w:type="spellEnd"/>
+            <w:shd w:val="clear" w:color="auto" w:fill="DDA0DD"/>
+            <w:vAlign w:val="center"/>
+          </w:tcPr>
+          <w:p>
+            <w:pPr>
+              <w:keepNext/>
+              <w:spacing w:after="0" w:line="240" w:lineRule="exact"/>
+              <w:jc w:val="center"/>
+              <w:rPr>
+                <w:rFonts w:ascii="Courier" w:hAnsi="Courier"/>
+                <w:sz w:val="24"/>
+              </w:rPr>
+            </w:pPr>
+            <w:r>
+              <w:rPr>
+                <w:rFonts w:ascii="Arial" w:hAnsi="Arial" w:cs="Arial"/>
+              </w:rPr>
+              <w:t> </w:t>
+            </w:r>
           </w:p>
         </w:tc>
         <w:tc>
@@ -13425,38 +13439,25 @@
               <w:bottom w:val="single" w:sz="12" w:space="0" w:color="000000"/>
               <w:right w:val="single" w:sz="12" w:space="0" w:color="000000"/>
             </w:tcBorders>
-            <w:vAlign w:val="center"/>
-          </w:tcPr>
-          <w:p>
-            <w:pPr>
-              <w:keepNext/>
-              <w:spacing w:after="0" w:line="240" w:lineRule="exact"/>
-              <w:jc w:val="center"/>
-              <w:rPr>
-                <w:rFonts w:ascii="Courier" w:hAnsi="Courier"/>
-                <w:sz w:val="24"/>
-              </w:rPr>
-            </w:pPr>
-            <w:r>
-              <w:rPr>
-                <w:rFonts w:ascii="Leelawadee UI" w:hAnsi="Leelawadee UI" w:cs="Leelawadee UI"/>
-              </w:rPr>
-              <w:t>ឲ</w:t>
-            </w:r>
-            <w:r>
-              <w:rPr>
-                <w:rFonts w:ascii="Arial" w:hAnsi="Arial" w:cs="Arial"/>
-              </w:rPr>
-              <w:br/>
-            </w:r>
-            <w:proofErr w:type="spellStart"/>
-            <w:r>
-              <w:rPr>
-                <w:rFonts w:ascii="Arial" w:hAnsi="Arial" w:cs="Arial"/>
-              </w:rPr>
-              <w:t>17B2</w:t>
-            </w:r>
-            <w:proofErr w:type="spellEnd"/>
+            <w:shd w:val="clear" w:color="auto" w:fill="DDA0DD"/>
+            <w:vAlign w:val="center"/>
+          </w:tcPr>
+          <w:p>
+            <w:pPr>
+              <w:keepNext/>
+              <w:spacing w:after="0" w:line="240" w:lineRule="exact"/>
+              <w:jc w:val="center"/>
+              <w:rPr>
+                <w:rFonts w:ascii="Courier" w:hAnsi="Courier"/>
+                <w:sz w:val="24"/>
+              </w:rPr>
+            </w:pPr>
+            <w:r>
+              <w:rPr>
+                <w:rFonts w:ascii="Arial" w:hAnsi="Arial" w:cs="Arial"/>
+              </w:rPr>
+              <w:t> </w:t>
+            </w:r>
           </w:p>
         </w:tc>
         <w:tc>
@@ -14420,7 +14421,7 @@
               <w:rPr>
                 <w:rFonts w:ascii="Leelawadee UI" w:hAnsi="Leelawadee UI" w:cs="Leelawadee UI"/>
               </w:rPr>
-              <w:t>ឿ</w:t>
+              <w:t>៎</w:t>
             </w:r>
             <w:r>
               <w:rPr>
@@ -14433,7 +14434,7 @@
               <w:rPr>
                 <w:rFonts w:ascii="Arial" w:hAnsi="Arial" w:cs="Arial"/>
               </w:rPr>
-              <w:t>17BF</w:t>
+              <w:t>17CE</w:t>
             </w:r>
             <w:proofErr w:type="spellEnd"/>
           </w:p>
@@ -14562,38 +14563,25 @@
               <w:bottom w:val="single" w:sz="12" w:space="0" w:color="000000"/>
               <w:right w:val="single" w:sz="12" w:space="0" w:color="000000"/>
             </w:tcBorders>
-            <w:vAlign w:val="center"/>
-          </w:tcPr>
-          <w:p>
-            <w:pPr>
-              <w:keepNext/>
-              <w:spacing w:after="0" w:line="240" w:lineRule="exact"/>
-              <w:jc w:val="center"/>
-              <w:rPr>
-                <w:rFonts w:ascii="Courier" w:hAnsi="Courier"/>
-                <w:sz w:val="24"/>
-              </w:rPr>
-            </w:pPr>
-            <w:r>
-              <w:rPr>
-                <w:rFonts w:ascii="Leelawadee UI" w:hAnsi="Leelawadee UI" w:cs="Leelawadee UI"/>
-              </w:rPr>
-              <w:t>ឣ</w:t>
-            </w:r>
-            <w:r>
-              <w:rPr>
-                <w:rFonts w:ascii="Arial" w:hAnsi="Arial" w:cs="Arial"/>
-              </w:rPr>
-              <w:br/>
-            </w:r>
-            <w:proofErr w:type="spellStart"/>
-            <w:r>
-              <w:rPr>
-                <w:rFonts w:ascii="Arial" w:hAnsi="Arial" w:cs="Arial"/>
-              </w:rPr>
-              <w:t>17A3</w:t>
-            </w:r>
-            <w:proofErr w:type="spellEnd"/>
+            <w:shd w:val="clear" w:color="auto" w:fill="DDA0DD"/>
+            <w:vAlign w:val="center"/>
+          </w:tcPr>
+          <w:p>
+            <w:pPr>
+              <w:keepNext/>
+              <w:spacing w:after="0" w:line="240" w:lineRule="exact"/>
+              <w:jc w:val="center"/>
+              <w:rPr>
+                <w:rFonts w:ascii="Courier" w:hAnsi="Courier"/>
+                <w:sz w:val="24"/>
+              </w:rPr>
+            </w:pPr>
+            <w:r>
+              <w:rPr>
+                <w:rFonts w:ascii="Arial" w:hAnsi="Arial" w:cs="Arial"/>
+              </w:rPr>
+              <w:t> </w:t>
+            </w:r>
           </w:p>
         </w:tc>
         <w:bookmarkStart w:id="64" w:name="_MCCTEMPBM_CRPT01490066___7"/>
@@ -14901,7 +14889,7 @@
               <w:rPr>
                 <w:rFonts w:ascii="Leelawadee UI" w:hAnsi="Leelawadee UI" w:cs="Leelawadee UI"/>
               </w:rPr>
-              <w:t>ៀ</w:t>
+              <w:t>៏</w:t>
             </w:r>
             <w:r>
               <w:rPr>
@@ -14914,7 +14902,7 @@
               <w:rPr>
                 <w:rFonts w:ascii="Arial" w:hAnsi="Arial" w:cs="Arial"/>
               </w:rPr>
-              <w:t>17C0</w:t>
+              <w:t>17CF</w:t>
             </w:r>
             <w:proofErr w:type="spellEnd"/>
           </w:p>
@@ -15369,7 +15357,7 @@
               <w:rPr>
                 <w:rFonts w:ascii="Leelawadee UI" w:hAnsi="Leelawadee UI" w:cs="Leelawadee UI"/>
               </w:rPr>
-              <w:t>ើ</w:t>
+              <w:t>៝</w:t>
             </w:r>
             <w:r>
               <w:rPr>
@@ -15382,7 +15370,7 @@
               <w:rPr>
                 <w:rFonts w:ascii="Arial" w:hAnsi="Arial" w:cs="Arial"/>
               </w:rPr>
-              <w:t>17BE</w:t>
+              <w:t>17DD</w:t>
             </w:r>
             <w:proofErr w:type="spellEnd"/>
           </w:p>
@@ -15827,7 +15815,6 @@
               <w:bottom w:val="single" w:sz="12" w:space="0" w:color="000000"/>
               <w:right w:val="single" w:sz="12" w:space="0" w:color="000000"/>
             </w:tcBorders>
-            <w:shd w:val="clear" w:color="auto" w:fill="FFFACD"/>
             <w:vAlign w:val="center"/>
           </w:tcPr>
           <w:p>
@@ -15844,7 +15831,7 @@
               <w:rPr>
                 <w:rFonts w:ascii="Leelawadee UI" w:hAnsi="Leelawadee UI" w:cs="Leelawadee UI"/>
               </w:rPr>
-              <w:t>ួ</w:t>
+              <w:t>៖</w:t>
             </w:r>
             <w:r>
               <w:rPr>
@@ -15857,7 +15844,7 @@
               <w:rPr>
                 <w:rFonts w:ascii="Arial" w:hAnsi="Arial" w:cs="Arial"/>
               </w:rPr>
-              <w:t>17BD</w:t>
+              <w:t>17D6</w:t>
             </w:r>
             <w:proofErr w:type="spellEnd"/>
           </w:p>
@@ -16470,8 +16457,15 @@
                 <w:rFonts w:ascii="Arial" w:hAnsi="Arial" w:cs="Arial"/>
               </w:rPr>
               <w:br/>
+            </w:r>
+            <w:proofErr w:type="spellStart"/>
+            <w:r>
+              <w:rPr>
+                <w:rFonts w:ascii="Arial" w:hAnsi="Arial" w:cs="Arial"/>
+              </w:rPr>
               <w:t>00F7</w:t>
             </w:r>
+            <w:proofErr w:type="spellEnd"/>
           </w:p>
         </w:tc>
         <w:tc>
@@ -17396,25 +17390,38 @@
               <w:bottom w:val="single" w:sz="12" w:space="0" w:color="000000"/>
               <w:right w:val="single" w:sz="12" w:space="0" w:color="000000"/>
             </w:tcBorders>
-            <w:shd w:val="clear" w:color="auto" w:fill="DDA0DD"/>
-            <w:vAlign w:val="center"/>
-          </w:tcPr>
-          <w:p>
-            <w:pPr>
-              <w:keepNext/>
-              <w:spacing w:after="0" w:line="240" w:lineRule="exact"/>
-              <w:jc w:val="center"/>
-              <w:rPr>
-                <w:rFonts w:ascii="Courier" w:hAnsi="Courier"/>
-                <w:sz w:val="24"/>
-              </w:rPr>
-            </w:pPr>
-            <w:r>
-              <w:rPr>
-                <w:rFonts w:ascii="Arial" w:hAnsi="Arial" w:cs="Arial"/>
-              </w:rPr>
-              <w:t> </w:t>
-            </w:r>
+            <w:vAlign w:val="center"/>
+          </w:tcPr>
+          <w:p>
+            <w:pPr>
+              <w:keepNext/>
+              <w:spacing w:after="0" w:line="240" w:lineRule="exact"/>
+              <w:jc w:val="center"/>
+              <w:rPr>
+                <w:rFonts w:ascii="Courier" w:hAnsi="Courier"/>
+                <w:sz w:val="24"/>
+              </w:rPr>
+            </w:pPr>
+            <w:r>
+              <w:rPr>
+                <w:rFonts w:ascii="Leelawadee UI" w:hAnsi="Leelawadee UI" w:cs="Leelawadee UI"/>
+              </w:rPr>
+              <w:t>ឨ</w:t>
+            </w:r>
+            <w:r>
+              <w:rPr>
+                <w:rFonts w:ascii="Arial" w:hAnsi="Arial" w:cs="Arial"/>
+              </w:rPr>
+              <w:br/>
+            </w:r>
+            <w:proofErr w:type="spellStart"/>
+            <w:r>
+              <w:rPr>
+                <w:rFonts w:ascii="Arial" w:hAnsi="Arial" w:cs="Arial"/>
+              </w:rPr>
+              <w:t>17A8</w:t>
+            </w:r>
+            <w:proofErr w:type="spellEnd"/>
           </w:p>
         </w:tc>
         <w:tc>
@@ -17811,13 +17818,49 @@
                 <w:rFonts w:ascii="Arial" w:hAnsi="Arial" w:cs="Arial"/>
               </w:rPr>
               <w:br/>
+              <w:t>007E</w:t>
+            </w:r>
+          </w:p>
+        </w:tc>
+        <w:tc>
+          <w:tcPr>
+            <w:tcW w:w="0" w:type="auto"/>
+            <w:tcBorders>
+              <w:top w:val="single" w:sz="12" w:space="0" w:color="000000"/>
+              <w:left w:val="single" w:sz="12" w:space="0" w:color="000000"/>
+              <w:bottom w:val="single" w:sz="12" w:space="0" w:color="000000"/>
+              <w:right w:val="single" w:sz="12" w:space="0" w:color="000000"/>
+            </w:tcBorders>
+            <w:vAlign w:val="center"/>
+          </w:tcPr>
+          <w:p>
+            <w:pPr>
+              <w:keepNext/>
+              <w:spacing w:after="0" w:line="240" w:lineRule="exact"/>
+              <w:jc w:val="center"/>
+              <w:rPr>
+                <w:rFonts w:ascii="Courier" w:hAnsi="Courier"/>
+                <w:sz w:val="24"/>
+              </w:rPr>
+            </w:pPr>
+            <w:r>
+              <w:rPr>
+                <w:rFonts w:ascii="Arial" w:hAnsi="Arial" w:cs="Arial"/>
+              </w:rPr>
+              <w:t>M</w:t>
+            </w:r>
+            <w:r>
+              <w:rPr>
+                <w:rFonts w:ascii="Arial" w:hAnsi="Arial" w:cs="Arial"/>
+              </w:rPr>
+              <w:br/>
             </w:r>
             <w:proofErr w:type="spellStart"/>
             <w:r>
               <w:rPr>
                 <w:rFonts w:ascii="Arial" w:hAnsi="Arial" w:cs="Arial"/>
               </w:rPr>
-              <w:t>007E</w:t>
+              <w:t>004D</w:t>
             </w:r>
             <w:proofErr w:type="spellEnd"/>
           </w:p>
@@ -17845,9 +17888,9 @@
             </w:pPr>
             <w:r>
               <w:rPr>
-                <w:rFonts w:ascii="Arial" w:hAnsi="Arial" w:cs="Arial"/>
-              </w:rPr>
-              <w:t>M</w:t>
+                <w:rFonts w:ascii="Leelawadee UI" w:hAnsi="Leelawadee UI" w:cs="Leelawadee UI"/>
+              </w:rPr>
+              <w:t>ឪ</w:t>
             </w:r>
             <w:r>
               <w:rPr>
@@ -17860,39 +17903,9 @@
               <w:rPr>
                 <w:rFonts w:ascii="Arial" w:hAnsi="Arial" w:cs="Arial"/>
               </w:rPr>
-              <w:t>004D</w:t>
+              <w:t>17AA</w:t>
             </w:r>
             <w:proofErr w:type="spellEnd"/>
-          </w:p>
-        </w:tc>
-        <w:tc>
-          <w:tcPr>
-            <w:tcW w:w="0" w:type="auto"/>
-            <w:tcBorders>
-              <w:top w:val="single" w:sz="12" w:space="0" w:color="000000"/>
-              <w:left w:val="single" w:sz="12" w:space="0" w:color="000000"/>
-              <w:bottom w:val="single" w:sz="12" w:space="0" w:color="000000"/>
-              <w:right w:val="single" w:sz="12" w:space="0" w:color="000000"/>
-            </w:tcBorders>
-            <w:shd w:val="clear" w:color="auto" w:fill="DDA0DD"/>
-            <w:vAlign w:val="center"/>
-          </w:tcPr>
-          <w:p>
-            <w:pPr>
-              <w:keepNext/>
-              <w:spacing w:after="0" w:line="240" w:lineRule="exact"/>
-              <w:jc w:val="center"/>
-              <w:rPr>
-                <w:rFonts w:ascii="Courier" w:hAnsi="Courier"/>
-                <w:sz w:val="24"/>
-              </w:rPr>
-            </w:pPr>
-            <w:r>
-              <w:rPr>
-                <w:rFonts w:ascii="Arial" w:hAnsi="Arial" w:cs="Arial"/>
-              </w:rPr>
-              <w:t> </w:t>
-            </w:r>
           </w:p>
         </w:tc>
         <w:tc>
@@ -18356,25 +18369,38 @@
               <w:bottom w:val="single" w:sz="12" w:space="0" w:color="000000"/>
               <w:right w:val="single" w:sz="12" w:space="0" w:color="000000"/>
             </w:tcBorders>
-            <w:shd w:val="clear" w:color="auto" w:fill="DDA0DD"/>
-            <w:vAlign w:val="center"/>
-          </w:tcPr>
-          <w:p>
-            <w:pPr>
-              <w:keepNext/>
-              <w:spacing w:after="0" w:line="240" w:lineRule="exact"/>
-              <w:jc w:val="center"/>
-              <w:rPr>
-                <w:rFonts w:ascii="Courier" w:hAnsi="Courier"/>
-                <w:sz w:val="24"/>
-              </w:rPr>
-            </w:pPr>
-            <w:r>
-              <w:rPr>
-                <w:rFonts w:ascii="Arial" w:hAnsi="Arial" w:cs="Arial"/>
-              </w:rPr>
-              <w:t> </w:t>
-            </w:r>
+            <w:vAlign w:val="center"/>
+          </w:tcPr>
+          <w:p>
+            <w:pPr>
+              <w:keepNext/>
+              <w:spacing w:after="0" w:line="240" w:lineRule="exact"/>
+              <w:jc w:val="center"/>
+              <w:rPr>
+                <w:rFonts w:ascii="Courier" w:hAnsi="Courier"/>
+                <w:sz w:val="24"/>
+              </w:rPr>
+            </w:pPr>
+            <w:r>
+              <w:rPr>
+                <w:rFonts w:ascii="Leelawadee UI" w:hAnsi="Leelawadee UI" w:cs="Leelawadee UI"/>
+              </w:rPr>
+              <w:t>ឲ</w:t>
+            </w:r>
+            <w:r>
+              <w:rPr>
+                <w:rFonts w:ascii="Arial" w:hAnsi="Arial" w:cs="Arial"/>
+              </w:rPr>
+              <w:br/>
+            </w:r>
+            <w:proofErr w:type="spellStart"/>
+            <w:r>
+              <w:rPr>
+                <w:rFonts w:ascii="Arial" w:hAnsi="Arial" w:cs="Arial"/>
+              </w:rPr>
+              <w:t>17B2</w:t>
+            </w:r>
+            <w:proofErr w:type="spellEnd"/>
           </w:p>
         </w:tc>
         <w:tc>
@@ -18762,8 +18788,15 @@
                 <w:rFonts w:ascii="Arial" w:hAnsi="Arial" w:cs="Arial"/>
               </w:rPr>
               <w:br/>
+            </w:r>
+            <w:proofErr w:type="spellStart"/>
+            <w:r>
+              <w:rPr>
+                <w:rFonts w:ascii="Arial" w:hAnsi="Arial" w:cs="Arial"/>
+              </w:rPr>
               <w:t>00B7</w:t>
             </w:r>
+            <w:proofErr w:type="spellEnd"/>
           </w:p>
         </w:tc>
         <w:tc>
@@ -18818,39 +18851,25 @@
               <w:bottom w:val="single" w:sz="12" w:space="0" w:color="000000"/>
               <w:right w:val="single" w:sz="12" w:space="0" w:color="000000"/>
             </w:tcBorders>
-            <w:shd w:val="clear" w:color="auto" w:fill="FFFACD"/>
-            <w:vAlign w:val="center"/>
-          </w:tcPr>
-          <w:p>
-            <w:pPr>
-              <w:keepNext/>
-              <w:spacing w:after="0" w:line="240" w:lineRule="exact"/>
-              <w:jc w:val="center"/>
-              <w:rPr>
-                <w:rFonts w:ascii="Courier" w:hAnsi="Courier"/>
-                <w:sz w:val="24"/>
-              </w:rPr>
-            </w:pPr>
-            <w:r>
-              <w:rPr>
-                <w:rFonts w:ascii="Leelawadee UI" w:hAnsi="Leelawadee UI" w:cs="Leelawadee UI"/>
-              </w:rPr>
-              <w:t>៑</w:t>
-            </w:r>
-            <w:r>
-              <w:rPr>
-                <w:rFonts w:ascii="Arial" w:hAnsi="Arial" w:cs="Arial"/>
-              </w:rPr>
-              <w:br/>
-            </w:r>
-            <w:proofErr w:type="spellStart"/>
-            <w:r>
-              <w:rPr>
-                <w:rFonts w:ascii="Arial" w:hAnsi="Arial" w:cs="Arial"/>
-              </w:rPr>
-              <w:t>17D1</w:t>
-            </w:r>
-            <w:proofErr w:type="spellEnd"/>
+            <w:shd w:val="clear" w:color="auto" w:fill="DDA0DD"/>
+            <w:vAlign w:val="center"/>
+          </w:tcPr>
+          <w:p>
+            <w:pPr>
+              <w:keepNext/>
+              <w:spacing w:after="0" w:line="240" w:lineRule="exact"/>
+              <w:jc w:val="center"/>
+              <w:rPr>
+                <w:rFonts w:ascii="Courier" w:hAnsi="Courier"/>
+                <w:sz w:val="24"/>
+              </w:rPr>
+            </w:pPr>
+            <w:r>
+              <w:rPr>
+                <w:rFonts w:ascii="Arial" w:hAnsi="Arial" w:cs="Arial"/>
+              </w:rPr>
+              <w:t> </w:t>
+            </w:r>
           </w:p>
         </w:tc>
         <w:tc>
@@ -18942,8 +18961,13 @@
             <w:pPr>
               <w:pStyle w:val="TAN"/>
             </w:pPr>
-            <w:r>
-              <w:t>In the event that an MS receives a code where a symbol is not represented in the above table then the MS shall display the REPLACEMENT CHARACTER (</w:t>
+            <w:proofErr w:type="gramStart"/>
+            <w:r>
+              <w:t>In the event that</w:t>
+            </w:r>
+            <w:proofErr w:type="gramEnd"/>
+            <w:r>
+              <w:t xml:space="preserve"> an MS receives a code where a symbol is not represented in the above table then the MS shall display the REPLACEMENT CHARACTER (</w:t>
             </w:r>
             <w:proofErr w:type="spellStart"/>
             <w:r>

--- a/A.4.1F.docx
+++ b/A.4.1F.docx
@@ -6295,15 +6295,8 @@
                 <w:rFonts w:ascii="Arial" w:hAnsi="Arial" w:cs="Arial"/>
               </w:rPr>
               <w:br/>
-            </w:r>
-            <w:proofErr w:type="spellStart"/>
-            <w:r>
-              <w:rPr>
-                <w:rFonts w:ascii="Arial" w:hAnsi="Arial" w:cs="Arial"/>
-              </w:rPr>
               <w:t>17C2</w:t>
             </w:r>
-            <w:proofErr w:type="spellEnd"/>
           </w:p>
         </w:tc>
         <w:tc>
@@ -8673,15 +8666,8 @@
                 <w:rFonts w:ascii="Arial" w:hAnsi="Arial" w:cs="Arial"/>
               </w:rPr>
               <w:br/>
-            </w:r>
-            <w:proofErr w:type="spellStart"/>
-            <w:r>
-              <w:rPr>
-                <w:rFonts w:ascii="Arial" w:hAnsi="Arial" w:cs="Arial"/>
-              </w:rPr>
               <w:t>17D0</w:t>
             </w:r>
-            <w:proofErr w:type="spellEnd"/>
           </w:p>
         </w:tc>
         <w:tc>
@@ -9375,13 +9361,8 @@
             <w:pPr>
               <w:pStyle w:val="TAL"/>
             </w:pPr>
-            <w:proofErr w:type="gramStart"/>
-            <w:r>
-              <w:t>In the event that</w:t>
-            </w:r>
-            <w:proofErr w:type="gramEnd"/>
-            <w:r>
-              <w:t xml:space="preserve"> an MS receives a code where a symbol is not represented in the above table then the MS shall display the REPLACEMENT CHARACTER (</w:t>
+            <w:r>
+              <w:t>In the event that an MS receives a code where a symbol is not represented in the above table then the MS shall display the REPLACEMENT CHARACTER (</w:t>
             </w:r>
             <w:proofErr w:type="spellStart"/>
             <w:r>
@@ -9439,24 +9420,11 @@
             </w:r>
             <w:proofErr w:type="spellStart"/>
             <w:r>
-              <w:t>SS</w:t>
-            </w:r>
-            <w:proofErr w:type="gramStart"/>
-            <w:r>
-              <w:t>2,CR</w:t>
+              <w:t>SS2,CR</w:t>
             </w:r>
             <w:proofErr w:type="spellEnd"/>
-            <w:proofErr w:type="gramEnd"/>
-            <w:r>
-              <w:t xml:space="preserve">&gt; is </w:t>
-            </w:r>
-            <w:proofErr w:type="gramStart"/>
-            <w:r>
-              <w:t>actually CSI</w:t>
-            </w:r>
-            <w:proofErr w:type="gramEnd"/>
-            <w:r>
-              <w:t xml:space="preserve"> (se next table), and that “CR” is not a filler, nor LF.</w:t>
+            <w:r>
+              <w:t>&gt; is actually CSI (se next table), and that “CR” is not a filler, nor LF.</w:t>
             </w:r>
           </w:p>
           <w:p>
@@ -9594,6 +9562,81 @@
             </w:r>
             <w:r>
               <w:t>.</w:t>
+            </w:r>
+            <w:r>
+              <w:t xml:space="preserve"> Note that </w:t>
+            </w:r>
+            <w:proofErr w:type="spellStart"/>
+            <w:r>
+              <w:t>U+</w:t>
+            </w:r>
+            <w:r>
+              <w:t>17A1</w:t>
+            </w:r>
+            <w:proofErr w:type="spellEnd"/>
+            <w:r>
+              <w:t xml:space="preserve"> does have a </w:t>
+            </w:r>
+            <w:proofErr w:type="spellStart"/>
+            <w:r>
+              <w:t>coeng</w:t>
+            </w:r>
+            <w:proofErr w:type="spellEnd"/>
+            <w:r>
+              <w:t xml:space="preserve"> for</w:t>
+            </w:r>
+            <w:r>
+              <w:t>m.</w:t>
+            </w:r>
+          </w:p>
+          <w:p>
+            <w:pPr>
+              <w:pStyle w:val="TAN"/>
+            </w:pPr>
+            <w:proofErr w:type="spellStart"/>
+            <w:r>
+              <w:t>U+</w:t>
+            </w:r>
+            <w:r>
+              <w:t>17D1</w:t>
+            </w:r>
+            <w:proofErr w:type="spellEnd"/>
+            <w:r>
+              <w:t>:</w:t>
+            </w:r>
+            <w:r>
+              <w:tab/>
+            </w:r>
+            <w:r>
+              <w:t xml:space="preserve">KHMER SIGN </w:t>
+            </w:r>
+            <w:proofErr w:type="spellStart"/>
+            <w:r>
+              <w:t>VIRIAM</w:t>
+            </w:r>
+            <w:proofErr w:type="spellEnd"/>
+            <w:r>
+              <w:t xml:space="preserve">: Virama </w:t>
+            </w:r>
+            <w:r>
+              <w:t>(</w:t>
+            </w:r>
+            <w:r>
+              <w:t>often omitted)</w:t>
+            </w:r>
+            <w:r>
+              <w:t xml:space="preserve">. </w:t>
+            </w:r>
+            <w:proofErr w:type="spellStart"/>
+            <w:r>
+              <w:t>U+</w:t>
+            </w:r>
+            <w:r>
+              <w:t>17D1</w:t>
+            </w:r>
+            <w:proofErr w:type="spellEnd"/>
+            <w:r>
+              <w:t xml:space="preserve"> is a combining character with nominal glyph</w:t>
             </w:r>
           </w:p>
         </w:tc>
@@ -12847,15 +12890,8 @@
                 <w:rFonts w:ascii="Arial" w:hAnsi="Arial" w:cs="Arial"/>
               </w:rPr>
               <w:br/>
-            </w:r>
-            <w:proofErr w:type="spellStart"/>
-            <w:r>
-              <w:rPr>
-                <w:rFonts w:ascii="Arial" w:hAnsi="Arial" w:cs="Arial"/>
-              </w:rPr>
               <w:t>00A5</w:t>
             </w:r>
-            <w:proofErr w:type="spellEnd"/>
           </w:p>
         </w:tc>
         <w:tc>
@@ -18961,13 +18997,8 @@
             <w:pPr>
               <w:pStyle w:val="TAN"/>
             </w:pPr>
-            <w:proofErr w:type="gramStart"/>
-            <w:r>
-              <w:t>In the event that</w:t>
-            </w:r>
-            <w:proofErr w:type="gramEnd"/>
-            <w:r>
-              <w:t xml:space="preserve"> an MS receives a code where a symbol is not represented in the above table then the MS shall display the REPLACEMENT CHARACTER (</w:t>
+            <w:r>
+              <w:t>In the event that an MS receives a code where a symbol is not represented in the above table then the MS shall display the REPLACEMENT CHARACTER (</w:t>
             </w:r>
             <w:proofErr w:type="spellStart"/>
             <w:r>
@@ -19084,42 +19115,75 @@
               <w:t>U+</w:t>
             </w:r>
             <w:r>
-              <w:t>17D1</w:t>
+              <w:t>19E0</w:t>
             </w:r>
             <w:proofErr w:type="spellEnd"/>
             <w:r>
+              <w:t>..</w:t>
+            </w:r>
+            <w:proofErr w:type="spellStart"/>
+            <w:r>
+              <w:t>U</w:t>
+            </w:r>
+            <w:r>
+              <w:t>+</w:t>
+            </w:r>
+            <w:r>
+              <w:t>19</w:t>
+            </w:r>
+            <w:r>
+              <w:t>FF</w:t>
+            </w:r>
+            <w:proofErr w:type="spellEnd"/>
+            <w:r>
               <w:t>:</w:t>
             </w:r>
             <w:r>
-              <w:tab/>
-            </w:r>
-            <w:r>
-              <w:t xml:space="preserve">KHMER SIGN </w:t>
+              <w:t xml:space="preserve"> Khmer lunar day symbols</w:t>
+            </w:r>
+            <w:r>
+              <w:t xml:space="preserve">: </w:t>
+            </w:r>
+            <w:r>
+              <w:t xml:space="preserve">These are in the </w:t>
             </w:r>
             <w:proofErr w:type="spellStart"/>
             <w:r>
-              <w:t>VIRIAM</w:t>
+              <w:t>SS3</w:t>
             </w:r>
             <w:proofErr w:type="spellEnd"/>
             <w:r>
-              <w:t xml:space="preserve">: </w:t>
-            </w:r>
-            <w:r>
-              <w:t xml:space="preserve">Virama for final consonants. </w:t>
+              <w:t xml:space="preserve"> (</w:t>
             </w:r>
             <w:proofErr w:type="spellStart"/>
             <w:r>
-              <w:t>U+</w:t>
-            </w:r>
-            <w:r>
-              <w:t>17D1</w:t>
+              <w:t>0x1B1B</w:t>
             </w:r>
             <w:proofErr w:type="spellEnd"/>
             <w:r>
-              <w:t xml:space="preserve"> </w:t>
-            </w:r>
-            <w:r>
-              <w:t>is a combining character with nominal glyph</w:t>
+              <w:t>)</w:t>
+            </w:r>
+            <w:r>
+              <w:t xml:space="preserve"> table at </w:t>
+            </w:r>
+            <w:proofErr w:type="spellStart"/>
+            <w:r>
+              <w:t>0x60</w:t>
+            </w:r>
+            <w:proofErr w:type="spellEnd"/>
+            <w:r>
+              <w:t>..</w:t>
+            </w:r>
+            <w:proofErr w:type="spellStart"/>
+            <w:r>
+              <w:t>0x</w:t>
+            </w:r>
+            <w:r>
+              <w:t>7F</w:t>
+            </w:r>
+            <w:proofErr w:type="spellEnd"/>
+            <w:r>
+              <w:t>.</w:t>
             </w:r>
           </w:p>
         </w:tc>
